--- a/examples/autoencoder/doc/autoenc_e.docx
+++ b/examples/autoencoder/doc/autoenc_e.docx
@@ -1313,7 +1313,7 @@
         <w:rPr>
           <w:rStyle w:val="VerbatimChar"/>
         </w:rPr>
-        <w:t xml:space="preserve">## [1,] 1.243656 -0.3923004 -1.354447</w:t>
+        <w:t xml:space="preserve">## [1,] 1.254711 -0.3704295 -1.324087</w:t>
       </w:r>
       <w:r>
         <w:br/>
@@ -1322,7 +1322,7 @@
         <w:rPr>
           <w:rStyle w:val="VerbatimChar"/>
         </w:rPr>
-        <w:t xml:space="preserve">## [2,] 1.337236 -0.4960948 -1.412916</w:t>
+        <w:t xml:space="preserve">## [2,] 1.348978 -0.4731025 -1.381350</w:t>
       </w:r>
       <w:r>
         <w:br/>
@@ -1331,7 +1331,7 @@
         <w:rPr>
           <w:rStyle w:val="VerbatimChar"/>
         </w:rPr>
-        <w:t xml:space="preserve">## [3,] 1.400032 -0.5958459 -1.429283</w:t>
+        <w:t xml:space="preserve">## [3,] 1.411475 -0.5724524 -1.396464</w:t>
       </w:r>
       <w:r>
         <w:br/>
@@ -1340,7 +1340,7 @@
         <w:rPr>
           <w:rStyle w:val="VerbatimChar"/>
         </w:rPr>
-        <w:t xml:space="preserve">## [4,] 1.426813 -0.6867548 -1.400757</w:t>
+        <w:t xml:space="preserve">## [4,] 1.436178 -0.6632999 -1.367203</w:t>
       </w:r>
       <w:r>
         <w:br/>
@@ -1349,7 +1349,7 @@
         <w:rPr>
           <w:rStyle w:val="VerbatimChar"/>
         </w:rPr>
-        <w:t xml:space="preserve">## [5,] 1.411489 -0.7638920 -1.328103</w:t>
+        <w:t xml:space="preserve">## [5,] 1.419255 -0.7402342 -1.295177</w:t>
       </w:r>
       <w:r>
         <w:br/>
@@ -1358,7 +1358,7 @@
         <w:rPr>
           <w:rStyle w:val="VerbatimChar"/>
         </w:rPr>
-        <w:t xml:space="preserve">## [6,] 1.357898 -0.8212733 -1.217706</w:t>
+        <w:t xml:space="preserve">## [6,] 1.364587 -0.7975342 -1.186020</w:t>
       </w:r>
     </w:p>
     <w:p>
@@ -1376,7 +1376,11 @@
       </w:r>
     </w:p>
     <w:bookmarkEnd w:id="23"/>
-    <w:sectPr/>
+    <w:sectPr>
+      <w:footnotePr>
+        <w:numRestart w:val="eachSect"/>
+      </w:footnotePr>
+    </w:sectPr>
   </w:body>
 </w:document>
 </file>
@@ -1548,8 +1552,6 @@
     </w:pPr>
     <w:rPr>
       <w:rFonts w:asciiTheme="majorHAnsi" w:cstheme="majorBidi" w:eastAsiaTheme="majorEastAsia" w:hAnsiTheme="majorHAnsi"/>
-      <w:spacing w:val="-10"/>
-      <w:kern w:val="28"/>
       <w:sz w:val="56"/>
       <w:szCs w:val="56"/>
     </w:rPr>
@@ -1562,15 +1564,13 @@
     <w:rsid w:val="00A10FD9"/>
     <w:rPr>
       <w:rFonts w:asciiTheme="majorHAnsi" w:cstheme="majorBidi" w:eastAsiaTheme="majorEastAsia" w:hAnsiTheme="majorHAnsi"/>
-      <w:spacing w:val="-10"/>
-      <w:kern w:val="28"/>
       <w:sz w:val="56"/>
       <w:szCs w:val="56"/>
     </w:rPr>
   </w:style>
   <w:style w:styleId="Subtitle" w:type="paragraph">
     <w:name w:val="Subtitle"/>
-    <w:basedOn w:val="Normal"/>
+    <w:basedOn w:val="Title"/>
     <w:next w:val="BodyText"/>
     <w:link w:val="SubtitleChar"/>
     <w:uiPriority w:val="11"/>
@@ -1583,7 +1583,6 @@
     </w:pPr>
     <w:rPr>
       <w:rFonts w:cstheme="majorBidi" w:eastAsiaTheme="majorEastAsia"/>
-      <w:color w:themeColor="text1" w:themeTint="A6" w:val="595959"/>
       <w:spacing w:val="15"/>
       <w:sz w:val="28"/>
       <w:szCs w:val="28"/>
@@ -1605,23 +1604,31 @@
   </w:style>
   <w:style w:customStyle="1" w:styleId="Author" w:type="paragraph">
     <w:name w:val="Author"/>
+    <w:basedOn w:val="Title"/>
     <w:next w:val="BodyText"/>
     <w:qFormat/>
     <w:pPr>
       <w:keepNext/>
       <w:keepLines/>
-      <w:jc w:val="center"/>
     </w:pPr>
+    <w:rPr>
+      <w:sz w:val="24"/>
+      <w:szCs w:val="24"/>
+    </w:rPr>
   </w:style>
   <w:style w:styleId="Date" w:type="paragraph">
     <w:name w:val="Date"/>
+    <w:basedOn w:val="Title"/>
     <w:next w:val="BodyText"/>
     <w:qFormat/>
     <w:pPr>
       <w:keepNext/>
       <w:keepLines/>
-      <w:jc w:val="center"/>
     </w:pPr>
+    <w:rPr>
+      <w:sz w:val="24"/>
+      <w:szCs w:val="24"/>
+    </w:rPr>
   </w:style>
   <w:style w:customStyle="1" w:styleId="AbstractTitle" w:type="paragraph">
     <w:name w:val="Abstract Title"/>
@@ -1636,7 +1643,6 @@
     </w:pPr>
     <w:rPr>
       <w:b/>
-      <w:color w:val="345A8A"/>
       <w:sz w:val="20"/>
       <w:szCs w:val="20"/>
     </w:rPr>

--- a/examples/autoencoder/doc/autoenc_e.docx
+++ b/examples/autoencoder/doc/autoenc_e.docx
@@ -1304,7 +1304,7 @@
         <w:rPr>
           <w:rStyle w:val="VerbatimChar"/>
         </w:rPr>
-        <w:t xml:space="preserve">##          [,1]       [,2]      [,3]</w:t>
+        <w:t xml:space="preserve">##           [,1]     [,2]       [,3]</w:t>
       </w:r>
       <w:r>
         <w:br/>
@@ -1313,7 +1313,7 @@
         <w:rPr>
           <w:rStyle w:val="VerbatimChar"/>
         </w:rPr>
-        <w:t xml:space="preserve">## [1,] 1.254711 -0.3704295 -1.324087</w:t>
+        <w:t xml:space="preserve">## [1,] -2.130392 1.013076 -0.6005629</w:t>
       </w:r>
       <w:r>
         <w:br/>
@@ -1322,7 +1322,7 @@
         <w:rPr>
           <w:rStyle w:val="VerbatimChar"/>
         </w:rPr>
-        <w:t xml:space="preserve">## [2,] 1.348978 -0.4731025 -1.381350</w:t>
+        <w:t xml:space="preserve">## [2,] -2.219956 1.109215 -0.5321475</w:t>
       </w:r>
       <w:r>
         <w:br/>
@@ -1331,7 +1331,7 @@
         <w:rPr>
           <w:rStyle w:val="VerbatimChar"/>
         </w:rPr>
-        <w:t xml:space="preserve">## [3,] 1.411475 -0.5724524 -1.396464</w:t>
+        <w:t xml:space="preserve">## [3,] -2.242985 1.163264 -0.4460113</w:t>
       </w:r>
       <w:r>
         <w:br/>
@@ -1340,7 +1340,7 @@
         <w:rPr>
           <w:rStyle w:val="VerbatimChar"/>
         </w:rPr>
-        <w:t xml:space="preserve">## [4,] 1.436178 -0.6632999 -1.367203</w:t>
+        <w:t xml:space="preserve">## [4,] -2.197685 1.171252 -0.3476496</w:t>
       </w:r>
       <w:r>
         <w:br/>
@@ -1349,7 +1349,7 @@
         <w:rPr>
           <w:rStyle w:val="VerbatimChar"/>
         </w:rPr>
-        <w:t xml:space="preserve">## [5,] 1.419255 -0.7402342 -1.295177</w:t>
+        <w:t xml:space="preserve">## [5,] -2.085948 1.131137 -0.2435333</w:t>
       </w:r>
       <w:r>
         <w:br/>
@@ -1358,7 +1358,7 @@
         <w:rPr>
           <w:rStyle w:val="VerbatimChar"/>
         </w:rPr>
-        <w:t xml:space="preserve">## [6,] 1.364587 -0.7975342 -1.186020</w:t>
+        <w:t xml:space="preserve">## [6,] -1.915365 1.046492 -0.1398880</w:t>
       </w:r>
     </w:p>
     <w:p>

--- a/examples/autoencoder/doc/autoenc_e.docx
+++ b/examples/autoencoder/doc/autoenc_e.docx
@@ -1304,7 +1304,7 @@
         <w:rPr>
           <w:rStyle w:val="VerbatimChar"/>
         </w:rPr>
-        <w:t xml:space="preserve">##           [,1]     [,2]       [,3]</w:t>
+        <w:t xml:space="preserve">##           [,1]      [,2]        [,3]</w:t>
       </w:r>
       <w:r>
         <w:br/>
@@ -1313,7 +1313,7 @@
         <w:rPr>
           <w:rStyle w:val="VerbatimChar"/>
         </w:rPr>
-        <w:t xml:space="preserve">## [1,] -2.130392 1.013076 -0.6005629</w:t>
+        <w:t xml:space="preserve">## [1,] -2.199220 0.9552864 -0.49975166</w:t>
       </w:r>
       <w:r>
         <w:br/>
@@ -1322,7 +1322,7 @@
         <w:rPr>
           <w:rStyle w:val="VerbatimChar"/>
         </w:rPr>
-        <w:t xml:space="preserve">## [2,] -2.219956 1.109215 -0.5321475</w:t>
+        <w:t xml:space="preserve">## [2,] -2.292728 1.0449095 -0.42339638</w:t>
       </w:r>
       <w:r>
         <w:br/>
@@ -1331,7 +1331,7 @@
         <w:rPr>
           <w:rStyle w:val="VerbatimChar"/>
         </w:rPr>
-        <w:t xml:space="preserve">## [3,] -2.242985 1.163264 -0.4460113</w:t>
+        <w:t xml:space="preserve">## [3,] -2.317044 1.0950549 -0.33319619</w:t>
       </w:r>
       <w:r>
         <w:br/>
@@ -1340,7 +1340,7 @@
         <w:rPr>
           <w:rStyle w:val="VerbatimChar"/>
         </w:rPr>
-        <w:t xml:space="preserve">## [4,] -2.197685 1.171252 -0.3476496</w:t>
+        <w:t xml:space="preserve">## [4,] -2.270422 1.1022375 -0.23490615</w:t>
       </w:r>
       <w:r>
         <w:br/>
@@ -1349,7 +1349,7 @@
         <w:rPr>
           <w:rStyle w:val="VerbatimChar"/>
         </w:rPr>
-        <w:t xml:space="preserve">## [5,] -2.085948 1.131137 -0.2435333</w:t>
+        <w:t xml:space="preserve">## [5,] -2.154670 1.0642974 -0.13532083</w:t>
       </w:r>
       <w:r>
         <w:br/>
@@ -1358,7 +1358,7 @@
         <w:rPr>
           <w:rStyle w:val="VerbatimChar"/>
         </w:rPr>
-        <w:t xml:space="preserve">## [6,] -1.915365 1.046492 -0.1398880</w:t>
+        <w:t xml:space="preserve">## [6,] -1.977656 0.9846503 -0.04021073</w:t>
       </w:r>
     </w:p>
     <w:p>

--- a/examples/autoencoder/doc/autoenc_e.docx
+++ b/examples/autoencoder/doc/autoenc_e.docx
@@ -1304,7 +1304,7 @@
         <w:rPr>
           <w:rStyle w:val="VerbatimChar"/>
         </w:rPr>
-        <w:t xml:space="preserve">##           [,1]      [,2]        [,3]</w:t>
+        <w:t xml:space="preserve">##           [,1]     [,2]       [,3]</w:t>
       </w:r>
       <w:r>
         <w:br/>
@@ -1313,7 +1313,7 @@
         <w:rPr>
           <w:rStyle w:val="VerbatimChar"/>
         </w:rPr>
-        <w:t xml:space="preserve">## [1,] -2.199220 0.9552864 -0.49975166</w:t>
+        <w:t xml:space="preserve">## [1,] -2.179004 0.972360 -0.5788585</w:t>
       </w:r>
       <w:r>
         <w:br/>
@@ -1322,7 +1322,7 @@
         <w:rPr>
           <w:rStyle w:val="VerbatimChar"/>
         </w:rPr>
-        <w:t xml:space="preserve">## [2,] -2.292728 1.0449095 -0.42339638</w:t>
+        <w:t xml:space="preserve">## [2,] -2.271811 1.065103 -0.5073194</w:t>
       </w:r>
       <w:r>
         <w:br/>
@@ -1331,7 +1331,7 @@
         <w:rPr>
           <w:rStyle w:val="VerbatimChar"/>
         </w:rPr>
-        <w:t xml:space="preserve">## [3,] -2.317044 1.0950549 -0.33319619</w:t>
+        <w:t xml:space="preserve">## [3,] -2.296163 1.117434 -0.4189373</w:t>
       </w:r>
       <w:r>
         <w:br/>
@@ -1340,7 +1340,7 @@
         <w:rPr>
           <w:rStyle w:val="VerbatimChar"/>
         </w:rPr>
-        <w:t xml:space="preserve">## [4,] -2.270422 1.1022375 -0.23490615</w:t>
+        <w:t xml:space="preserve">## [4,] -2.250545 1.126098 -0.3192076</w:t>
       </w:r>
       <w:r>
         <w:br/>
@@ -1349,7 +1349,7 @@
         <w:rPr>
           <w:rStyle w:val="VerbatimChar"/>
         </w:rPr>
-        <w:t xml:space="preserve">## [5,] -2.154670 1.0642974 -0.13532083</w:t>
+        <w:t xml:space="preserve">## [5,] -2.136651 1.088759 -0.2147878</w:t>
       </w:r>
       <w:r>
         <w:br/>
@@ -1358,7 +1358,7 @@
         <w:rPr>
           <w:rStyle w:val="VerbatimChar"/>
         </w:rPr>
-        <w:t xml:space="preserve">## [6,] -1.977656 0.9846503 -0.04021073</w:t>
+        <w:t xml:space="preserve">## [6,] -1.961612 1.007818 -0.1121498</w:t>
       </w:r>
     </w:p>
     <w:p>

--- a/examples/autoencoder/doc/autoenc_e.docx
+++ b/examples/autoencoder/doc/autoenc_e.docx
@@ -1304,7 +1304,7 @@
         <w:rPr>
           <w:rStyle w:val="VerbatimChar"/>
         </w:rPr>
-        <w:t xml:space="preserve">##           [,1]     [,2]       [,3]</w:t>
+        <w:t xml:space="preserve">##           [,1]      [,2]        [,3]</w:t>
       </w:r>
       <w:r>
         <w:br/>
@@ -1313,7 +1313,7 @@
         <w:rPr>
           <w:rStyle w:val="VerbatimChar"/>
         </w:rPr>
-        <w:t xml:space="preserve">## [1,] -2.179004 0.972360 -0.5788585</w:t>
+        <w:t xml:space="preserve">## [1,] -2.170389 0.9670556 -0.50086600</w:t>
       </w:r>
       <w:r>
         <w:br/>
@@ -1322,7 +1322,7 @@
         <w:rPr>
           <w:rStyle w:val="VerbatimChar"/>
         </w:rPr>
-        <w:t xml:space="preserve">## [2,] -2.271811 1.065103 -0.5073194</w:t>
+        <w:t xml:space="preserve">## [2,] -2.262785 1.0579953 -0.42543381</w:t>
       </w:r>
       <w:r>
         <w:br/>
@@ -1331,7 +1331,7 @@
         <w:rPr>
           <w:rStyle w:val="VerbatimChar"/>
         </w:rPr>
-        <w:t xml:space="preserve">## [3,] -2.296163 1.117434 -0.4189373</w:t>
+        <w:t xml:space="preserve">## [3,] -2.287007 1.1086264 -0.33576342</w:t>
       </w:r>
       <w:r>
         <w:br/>
@@ -1340,7 +1340,7 @@
         <w:rPr>
           <w:rStyle w:val="VerbatimChar"/>
         </w:rPr>
-        <w:t xml:space="preserve">## [4,] -2.250545 1.126098 -0.3192076</w:t>
+        <w:t xml:space="preserve">## [4,] -2.240942 1.1148534 -0.23778699</w:t>
       </w:r>
       <w:r>
         <w:br/>
@@ -1349,7 +1349,7 @@
         <w:rPr>
           <w:rStyle w:val="VerbatimChar"/>
         </w:rPr>
-        <w:t xml:space="preserve">## [5,] -2.136651 1.088759 -0.2147878</w:t>
+        <w:t xml:space="preserve">## [5,] -2.127090 1.0757191 -0.13781069</w:t>
       </w:r>
       <w:r>
         <w:br/>
@@ -1358,7 +1358,7 @@
         <w:rPr>
           <w:rStyle w:val="VerbatimChar"/>
         </w:rPr>
-        <w:t xml:space="preserve">## [6,] -1.961612 1.007818 -0.1121498</w:t>
+        <w:t xml:space="preserve">## [6,] -1.952824 0.9941177 -0.04187738</w:t>
       </w:r>
     </w:p>
     <w:p>

--- a/examples/autoencoder/doc/autoenc_e.docx
+++ b/examples/autoencoder/doc/autoenc_e.docx
@@ -1313,7 +1313,7 @@
         <w:rPr>
           <w:rStyle w:val="VerbatimChar"/>
         </w:rPr>
-        <w:t xml:space="preserve">## [1,] -2.170389 0.9670556 -0.50086600</w:t>
+        <w:t xml:space="preserve">## [1,] -2.161960 0.9618596 -0.52850878</w:t>
       </w:r>
       <w:r>
         <w:br/>
@@ -1322,7 +1322,7 @@
         <w:rPr>
           <w:rStyle w:val="VerbatimChar"/>
         </w:rPr>
-        <w:t xml:space="preserve">## [2,] -2.262785 1.0579953 -0.42543381</w:t>
+        <w:t xml:space="preserve">## [2,] -2.254186 1.0531158 -0.45380384</w:t>
       </w:r>
       <w:r>
         <w:br/>
@@ -1331,7 +1331,7 @@
         <w:rPr>
           <w:rStyle w:val="VerbatimChar"/>
         </w:rPr>
-        <w:t xml:space="preserve">## [3,] -2.287007 1.1086264 -0.33576342</w:t>
+        <w:t xml:space="preserve">## [3,] -2.278651 1.1039491 -0.36354426</w:t>
       </w:r>
       <w:r>
         <w:br/>
@@ -1340,7 +1340,7 @@
         <w:rPr>
           <w:rStyle w:val="VerbatimChar"/>
         </w:rPr>
-        <w:t xml:space="preserve">## [4,] -2.240942 1.1148534 -0.23778699</w:t>
+        <w:t xml:space="preserve">## [4,] -2.233832 1.1111984 -0.26334175</w:t>
       </w:r>
       <w:r>
         <w:br/>
@@ -1349,7 +1349,7 @@
         <w:rPr>
           <w:rStyle w:val="VerbatimChar"/>
         </w:rPr>
-        <w:t xml:space="preserve">## [5,] -2.127090 1.0757191 -0.13781069</w:t>
+        <w:t xml:space="preserve">## [5,] -2.121171 1.0721002 -0.16035087</w:t>
       </w:r>
       <w:r>
         <w:br/>
@@ -1358,7 +1358,7 @@
         <w:rPr>
           <w:rStyle w:val="VerbatimChar"/>
         </w:rPr>
-        <w:t xml:space="preserve">## [6,] -1.952824 0.9941177 -0.04187738</w:t>
+        <w:t xml:space="preserve">## [6,] -1.948367 0.9902752 -0.06049971</w:t>
       </w:r>
     </w:p>
     <w:p>

--- a/examples/autoencoder/doc/autoenc_e.docx
+++ b/examples/autoencoder/doc/autoenc_e.docx
@@ -2,7 +2,7 @@
 <file path=word/document.xml><?xml version="1.0" encoding="utf-8"?>
 <w:document xmlns:w="http://schemas.openxmlformats.org/wordprocessingml/2006/main" xmlns:m="http://schemas.openxmlformats.org/officeDocument/2006/math" xmlns:r="http://schemas.openxmlformats.org/officeDocument/2006/relationships" xmlns:o="urn:schemas-microsoft-com:office:office" xmlns:v="urn:schemas-microsoft-com:vml" xmlns:w10="urn:schemas-microsoft-com:office:word" xmlns:a="http://schemas.openxmlformats.org/drawingml/2006/main" xmlns:pic="http://schemas.openxmlformats.org/drawingml/2006/picture" xmlns:wp="http://schemas.openxmlformats.org/drawingml/2006/wordprocessingDrawing">
   <w:body>
-    <w:bookmarkStart w:id="23" w:name="autoencoder-encode---overview"/>
+    <w:bookmarkStart w:id="12" w:name="autoencoder-encode---overview"/>
     <w:p>
       <w:pPr>
         <w:pStyle w:val="Heading2"/>
@@ -865,7 +865,7 @@
         <w:rPr>
           <w:rStyle w:val="CommentTok"/>
         </w:rPr>
-        <w:t xml:space="preserve"># Visualizing loss curves (train/validation)</w:t>
+        <w:t xml:space="preserve"># Visualizing loss curves</w:t>
       </w:r>
       <w:r>
         <w:br/>
@@ -904,169 +904,409 @@
         <w:rPr>
           <w:rStyle w:val="AttributeTok"/>
         </w:rPr>
-        <w:t xml:space="preserve">x=</w:t>
+        <w:t xml:space="preserve">x =</w:t>
+      </w:r>
+      <w:r>
+        <w:rPr>
+          <w:rStyle w:val="NormalTok"/>
+        </w:rPr>
+        <w:t xml:space="preserve"> </w:t>
+      </w:r>
+      <w:r>
+        <w:rPr>
+          <w:rStyle w:val="FunctionTok"/>
+        </w:rPr>
+        <w:t xml:space="preserve">seq_along</w:t>
+      </w:r>
+      <w:r>
+        <w:rPr>
+          <w:rStyle w:val="NormalTok"/>
+        </w:rPr>
+        <w:t xml:space="preserve">(auto</w:t>
+      </w:r>
+      <w:r>
+        <w:rPr>
+          <w:rStyle w:val="SpecialCharTok"/>
+        </w:rPr>
+        <w:t xml:space="preserve">$</w:t>
+      </w:r>
+      <w:r>
+        <w:rPr>
+          <w:rStyle w:val="NormalTok"/>
+        </w:rPr>
+        <w:t xml:space="preserve">train_loss), </w:t>
+      </w:r>
+      <w:r>
+        <w:rPr>
+          <w:rStyle w:val="AttributeTok"/>
+        </w:rPr>
+        <w:t xml:space="preserve">train_loss =</w:t>
+      </w:r>
+      <w:r>
+        <w:rPr>
+          <w:rStyle w:val="NormalTok"/>
+        </w:rPr>
+        <w:t xml:space="preserve"> auto</w:t>
+      </w:r>
+      <w:r>
+        <w:rPr>
+          <w:rStyle w:val="SpecialCharTok"/>
+        </w:rPr>
+        <w:t xml:space="preserve">$</w:t>
+      </w:r>
+      <w:r>
+        <w:rPr>
+          <w:rStyle w:val="NormalTok"/>
+        </w:rPr>
+        <w:t xml:space="preserve">train_loss)</w:t>
+      </w:r>
+      <w:r>
+        <w:br/>
+      </w:r>
+      <w:r>
+        <w:rPr>
+          <w:rStyle w:val="ControlFlowTok"/>
+        </w:rPr>
+        <w:t xml:space="preserve">if</w:t>
+      </w:r>
+      <w:r>
+        <w:rPr>
+          <w:rStyle w:val="NormalTok"/>
+        </w:rPr>
+        <w:t xml:space="preserve"> (</w:t>
+      </w:r>
+      <w:r>
+        <w:rPr>
+          <w:rStyle w:val="SpecialCharTok"/>
+        </w:rPr>
+        <w:t xml:space="preserve">!</w:t>
+      </w:r>
+      <w:r>
+        <w:rPr>
+          <w:rStyle w:val="FunctionTok"/>
+        </w:rPr>
+        <w:t xml:space="preserve">is.null</w:t>
+      </w:r>
+      <w:r>
+        <w:rPr>
+          <w:rStyle w:val="NormalTok"/>
+        </w:rPr>
+        <w:t xml:space="preserve">(auto</w:t>
+      </w:r>
+      <w:r>
+        <w:rPr>
+          <w:rStyle w:val="SpecialCharTok"/>
+        </w:rPr>
+        <w:t xml:space="preserve">$</w:t>
+      </w:r>
+      <w:r>
+        <w:rPr>
+          <w:rStyle w:val="NormalTok"/>
+        </w:rPr>
+        <w:t xml:space="preserve">val_loss) </w:t>
+      </w:r>
+      <w:r>
+        <w:rPr>
+          <w:rStyle w:val="SpecialCharTok"/>
+        </w:rPr>
+        <w:t xml:space="preserve">&amp;&amp;</w:t>
+      </w:r>
+      <w:r>
+        <w:rPr>
+          <w:rStyle w:val="NormalTok"/>
+        </w:rPr>
+        <w:t xml:space="preserve"> </w:t>
+      </w:r>
+      <w:r>
+        <w:rPr>
+          <w:rStyle w:val="FunctionTok"/>
+        </w:rPr>
+        <w:t xml:space="preserve">length</w:t>
+      </w:r>
+      <w:r>
+        <w:rPr>
+          <w:rStyle w:val="NormalTok"/>
+        </w:rPr>
+        <w:t xml:space="preserve">(auto</w:t>
+      </w:r>
+      <w:r>
+        <w:rPr>
+          <w:rStyle w:val="SpecialCharTok"/>
+        </w:rPr>
+        <w:t xml:space="preserve">$</w:t>
+      </w:r>
+      <w:r>
+        <w:rPr>
+          <w:rStyle w:val="NormalTok"/>
+        </w:rPr>
+        <w:t xml:space="preserve">val_loss) </w:t>
+      </w:r>
+      <w:r>
+        <w:rPr>
+          <w:rStyle w:val="SpecialCharTok"/>
+        </w:rPr>
+        <w:t xml:space="preserve">&gt;</w:t>
+      </w:r>
+      <w:r>
+        <w:rPr>
+          <w:rStyle w:val="NormalTok"/>
+        </w:rPr>
+        <w:t xml:space="preserve"> </w:t>
       </w:r>
       <w:r>
         <w:rPr>
           <w:rStyle w:val="DecValTok"/>
         </w:rPr>
-        <w:t xml:space="preserve">1</w:t>
+        <w:t xml:space="preserve">0</w:t>
+      </w:r>
+      <w:r>
+        <w:rPr>
+          <w:rStyle w:val="NormalTok"/>
+        </w:rPr>
+        <w:t xml:space="preserve">) {</w:t>
+      </w:r>
+      <w:r>
+        <w:br/>
+      </w:r>
+      <w:r>
+        <w:rPr>
+          <w:rStyle w:val="NormalTok"/>
+        </w:rPr>
+        <w:t xml:space="preserve">  fit_loss</w:t>
       </w:r>
       <w:r>
         <w:rPr>
           <w:rStyle w:val="SpecialCharTok"/>
         </w:rPr>
-        <w:t xml:space="preserve">:</w:t>
+        <w:t xml:space="preserve">$</w:t>
+      </w:r>
+      <w:r>
+        <w:rPr>
+          <w:rStyle w:val="NormalTok"/>
+        </w:rPr>
+        <w:t xml:space="preserve">val_loss </w:t>
+      </w:r>
+      <w:r>
+        <w:rPr>
+          <w:rStyle w:val="OtherTok"/>
+        </w:rPr>
+        <w:t xml:space="preserve">&lt;-</w:t>
+      </w:r>
+      <w:r>
+        <w:rPr>
+          <w:rStyle w:val="NormalTok"/>
+        </w:rPr>
+        <w:t xml:space="preserve"> auto</w:t>
+      </w:r>
+      <w:r>
+        <w:rPr>
+          <w:rStyle w:val="SpecialCharTok"/>
+        </w:rPr>
+        <w:t xml:space="preserve">$</w:t>
+      </w:r>
+      <w:r>
+        <w:rPr>
+          <w:rStyle w:val="NormalTok"/>
+        </w:rPr>
+        <w:t xml:space="preserve">val_loss</w:t>
+      </w:r>
+      <w:r>
+        <w:br/>
+      </w:r>
+      <w:r>
+        <w:rPr>
+          <w:rStyle w:val="NormalTok"/>
+        </w:rPr>
+        <w:t xml:space="preserve">}</w:t>
+      </w:r>
+      <w:r>
+        <w:br/>
+      </w:r>
+      <w:r>
+        <w:br/>
+      </w:r>
+      <w:r>
+        <w:rPr>
+          <w:rStyle w:val="NormalTok"/>
+        </w:rPr>
+        <w:t xml:space="preserve">colors </w:t>
+      </w:r>
+      <w:r>
+        <w:rPr>
+          <w:rStyle w:val="OtherTok"/>
+        </w:rPr>
+        <w:t xml:space="preserve">&lt;-</w:t>
+      </w:r>
+      <w:r>
+        <w:rPr>
+          <w:rStyle w:val="NormalTok"/>
+        </w:rPr>
+        <w:t xml:space="preserve"> </w:t>
+      </w:r>
+      <w:r>
+        <w:rPr>
+          <w:rStyle w:val="ControlFlowTok"/>
+        </w:rPr>
+        <w:t xml:space="preserve">if</w:t>
+      </w:r>
+      <w:r>
+        <w:rPr>
+          <w:rStyle w:val="NormalTok"/>
+        </w:rPr>
+        <w:t xml:space="preserve"> (</w:t>
+      </w:r>
+      <w:r>
+        <w:rPr>
+          <w:rStyle w:val="StringTok"/>
+        </w:rPr>
+        <w:t xml:space="preserve">"val_loss"</w:t>
+      </w:r>
+      <w:r>
+        <w:rPr>
+          <w:rStyle w:val="NormalTok"/>
+        </w:rPr>
+        <w:t xml:space="preserve"> </w:t>
+      </w:r>
+      <w:r>
+        <w:rPr>
+          <w:rStyle w:val="SpecialCharTok"/>
+        </w:rPr>
+        <w:t xml:space="preserve">%in%</w:t>
+      </w:r>
+      <w:r>
+        <w:rPr>
+          <w:rStyle w:val="NormalTok"/>
+        </w:rPr>
+        <w:t xml:space="preserve"> </w:t>
       </w:r>
       <w:r>
         <w:rPr>
           <w:rStyle w:val="FunctionTok"/>
         </w:rPr>
-        <w:t xml:space="preserve">length</w:t>
-      </w:r>
-      <w:r>
-        <w:rPr>
-          <w:rStyle w:val="NormalTok"/>
-        </w:rPr>
-        <w:t xml:space="preserve">(auto</w:t>
-      </w:r>
-      <w:r>
-        <w:rPr>
-          <w:rStyle w:val="SpecialCharTok"/>
-        </w:rPr>
-        <w:t xml:space="preserve">$</w:t>
-      </w:r>
-      <w:r>
-        <w:rPr>
-          <w:rStyle w:val="NormalTok"/>
-        </w:rPr>
-        <w:t xml:space="preserve">train_loss), </w:t>
+        <w:t xml:space="preserve">names</w:t>
+      </w:r>
+      <w:r>
+        <w:rPr>
+          <w:rStyle w:val="NormalTok"/>
+        </w:rPr>
+        <w:t xml:space="preserve">(fit_loss)) </w:t>
+      </w:r>
+      <w:r>
+        <w:rPr>
+          <w:rStyle w:val="FunctionTok"/>
+        </w:rPr>
+        <w:t xml:space="preserve">c</w:t>
+      </w:r>
+      <w:r>
+        <w:rPr>
+          <w:rStyle w:val="NormalTok"/>
+        </w:rPr>
+        <w:t xml:space="preserve">(</w:t>
+      </w:r>
+      <w:r>
+        <w:rPr>
+          <w:rStyle w:val="StringTok"/>
+        </w:rPr>
+        <w:t xml:space="preserve">"Blue"</w:t>
+      </w:r>
+      <w:r>
+        <w:rPr>
+          <w:rStyle w:val="NormalTok"/>
+        </w:rPr>
+        <w:t xml:space="preserve">, </w:t>
+      </w:r>
+      <w:r>
+        <w:rPr>
+          <w:rStyle w:val="StringTok"/>
+        </w:rPr>
+        <w:t xml:space="preserve">"Orange"</w:t>
+      </w:r>
+      <w:r>
+        <w:rPr>
+          <w:rStyle w:val="NormalTok"/>
+        </w:rPr>
+        <w:t xml:space="preserve">) </w:t>
+      </w:r>
+      <w:r>
+        <w:rPr>
+          <w:rStyle w:val="ControlFlowTok"/>
+        </w:rPr>
+        <w:t xml:space="preserve">else</w:t>
+      </w:r>
+      <w:r>
+        <w:rPr>
+          <w:rStyle w:val="NormalTok"/>
+        </w:rPr>
+        <w:t xml:space="preserve"> </w:t>
+      </w:r>
+      <w:r>
+        <w:rPr>
+          <w:rStyle w:val="FunctionTok"/>
+        </w:rPr>
+        <w:t xml:space="preserve">c</w:t>
+      </w:r>
+      <w:r>
+        <w:rPr>
+          <w:rStyle w:val="NormalTok"/>
+        </w:rPr>
+        <w:t xml:space="preserve">(</w:t>
+      </w:r>
+      <w:r>
+        <w:rPr>
+          <w:rStyle w:val="StringTok"/>
+        </w:rPr>
+        <w:t xml:space="preserve">"Blue"</w:t>
+      </w:r>
+      <w:r>
+        <w:rPr>
+          <w:rStyle w:val="NormalTok"/>
+        </w:rPr>
+        <w:t xml:space="preserve">)</w:t>
+      </w:r>
+      <w:r>
+        <w:br/>
+      </w:r>
+      <w:r>
+        <w:rPr>
+          <w:rStyle w:val="NormalTok"/>
+        </w:rPr>
+        <w:t xml:space="preserve">grf </w:t>
+      </w:r>
+      <w:r>
+        <w:rPr>
+          <w:rStyle w:val="OtherTok"/>
+        </w:rPr>
+        <w:t xml:space="preserve">&lt;-</w:t>
+      </w:r>
+      <w:r>
+        <w:rPr>
+          <w:rStyle w:val="NormalTok"/>
+        </w:rPr>
+        <w:t xml:space="preserve"> </w:t>
+      </w:r>
+      <w:r>
+        <w:rPr>
+          <w:rStyle w:val="FunctionTok"/>
+        </w:rPr>
+        <w:t xml:space="preserve">plot_series</w:t>
+      </w:r>
+      <w:r>
+        <w:rPr>
+          <w:rStyle w:val="NormalTok"/>
+        </w:rPr>
+        <w:t xml:space="preserve">(fit_loss, </w:t>
       </w:r>
       <w:r>
         <w:rPr>
           <w:rStyle w:val="AttributeTok"/>
         </w:rPr>
-        <w:t xml:space="preserve">train_loss=</w:t>
-      </w:r>
-      <w:r>
-        <w:rPr>
-          <w:rStyle w:val="NormalTok"/>
-        </w:rPr>
-        <w:t xml:space="preserve">auto</w:t>
-      </w:r>
-      <w:r>
-        <w:rPr>
-          <w:rStyle w:val="SpecialCharTok"/>
-        </w:rPr>
-        <w:t xml:space="preserve">$</w:t>
-      </w:r>
-      <w:r>
-        <w:rPr>
-          <w:rStyle w:val="NormalTok"/>
-        </w:rPr>
-        <w:t xml:space="preserve">train_loss,</w:t>
-      </w:r>
-      <w:r>
-        <w:rPr>
-          <w:rStyle w:val="AttributeTok"/>
-        </w:rPr>
-        <w:t xml:space="preserve">val_loss=</w:t>
-      </w:r>
-      <w:r>
-        <w:rPr>
-          <w:rStyle w:val="NormalTok"/>
-        </w:rPr>
-        <w:t xml:space="preserve">auto</w:t>
-      </w:r>
-      <w:r>
-        <w:rPr>
-          <w:rStyle w:val="SpecialCharTok"/>
-        </w:rPr>
-        <w:t xml:space="preserve">$</w:t>
-      </w:r>
-      <w:r>
-        <w:rPr>
-          <w:rStyle w:val="NormalTok"/>
-        </w:rPr>
-        <w:t xml:space="preserve">val_loss)</w:t>
-      </w:r>
-      <w:r>
-        <w:br/>
-      </w:r>
-      <w:r>
-        <w:br/>
-      </w:r>
-      <w:r>
-        <w:rPr>
-          <w:rStyle w:val="NormalTok"/>
-        </w:rPr>
-        <w:t xml:space="preserve">grf </w:t>
-      </w:r>
-      <w:r>
-        <w:rPr>
-          <w:rStyle w:val="OtherTok"/>
-        </w:rPr>
-        <w:t xml:space="preserve">&lt;-</w:t>
-      </w:r>
-      <w:r>
-        <w:rPr>
-          <w:rStyle w:val="NormalTok"/>
-        </w:rPr>
-        <w:t xml:space="preserve"> </w:t>
-      </w:r>
-      <w:r>
-        <w:rPr>
-          <w:rStyle w:val="FunctionTok"/>
-        </w:rPr>
-        <w:t xml:space="preserve">plot_series</w:t>
-      </w:r>
-      <w:r>
-        <w:rPr>
-          <w:rStyle w:val="NormalTok"/>
-        </w:rPr>
-        <w:t xml:space="preserve">(fit_loss, </w:t>
-      </w:r>
-      <w:r>
-        <w:rPr>
-          <w:rStyle w:val="AttributeTok"/>
-        </w:rPr>
-        <w:t xml:space="preserve">colors=</w:t>
-      </w:r>
-      <w:r>
-        <w:rPr>
-          <w:rStyle w:val="FunctionTok"/>
-        </w:rPr>
-        <w:t xml:space="preserve">c</w:t>
-      </w:r>
-      <w:r>
-        <w:rPr>
-          <w:rStyle w:val="NormalTok"/>
-        </w:rPr>
-        <w:t xml:space="preserve">(</w:t>
-      </w:r>
-      <w:r>
-        <w:rPr>
-          <w:rStyle w:val="StringTok"/>
-        </w:rPr>
-        <w:t xml:space="preserve">'Blue'</w:t>
-      </w:r>
-      <w:r>
-        <w:rPr>
-          <w:rStyle w:val="NormalTok"/>
-        </w:rPr>
-        <w:t xml:space="preserve">,</w:t>
-      </w:r>
-      <w:r>
-        <w:rPr>
-          <w:rStyle w:val="StringTok"/>
-        </w:rPr>
-        <w:t xml:space="preserve">'Orange'</w:t>
-      </w:r>
-      <w:r>
-        <w:rPr>
-          <w:rStyle w:val="NormalTok"/>
-        </w:rPr>
-        <w:t xml:space="preserve">))</w:t>
+        <w:t xml:space="preserve">colors =</w:t>
+      </w:r>
+      <w:r>
+        <w:rPr>
+          <w:rStyle w:val="NormalTok"/>
+        </w:rPr>
+        <w:t xml:space="preserve"> colors)</w:t>
       </w:r>
       <w:r>
         <w:br/>
@@ -1093,18 +1333,18 @@
           <wp:inline>
             <wp:extent cx="4620126" cy="3696101"/>
             <wp:effectExtent b="0" l="0" r="0" t="0"/>
-            <wp:docPr descr="" title="" id="21" name="Picture"/>
+            <wp:docPr descr="" title="" id="10" name="Picture"/>
             <a:graphic>
               <a:graphicData uri="http://schemas.openxmlformats.org/drawingml/2006/picture">
                 <pic:pic>
                   <pic:nvPicPr>
-                    <pic:cNvPr descr="/home/gpca/daltoolboxdp/examples/autoencoder/doc/autoenc_e_files/figure-docx/unnamed-chunk-7-1.png" id="22" name="Picture"/>
+                    <pic:cNvPr descr="C:\Git\dal\daltoolboxdp\examples\autoencoder\doc\autoenc_e_files/9bd3f12743ae53977808af68af1c6acc5455707b.png" id="11" name="Picture"/>
                     <pic:cNvPicPr>
                       <a:picLocks noChangeArrowheads="1" noChangeAspect="1"/>
                     </pic:cNvPicPr>
                   </pic:nvPicPr>
                   <pic:blipFill>
-                    <a:blip r:embed="rId20"/>
+                    <a:blip r:embed="rId9"/>
                     <a:stretch>
                       <a:fillRect/>
                     </a:stretch>
@@ -1304,7 +1544,7 @@
         <w:rPr>
           <w:rStyle w:val="VerbatimChar"/>
         </w:rPr>
-        <w:t xml:space="preserve">##           [,1]      [,2]        [,3]</w:t>
+        <w:t xml:space="preserve">##           [,1]      [,2]       [,3]</w:t>
       </w:r>
       <w:r>
         <w:br/>
@@ -1313,7 +1553,7 @@
         <w:rPr>
           <w:rStyle w:val="VerbatimChar"/>
         </w:rPr>
-        <w:t xml:space="preserve">## [1,] -2.161960 0.9618596 -0.52850878</w:t>
+        <w:t xml:space="preserve">## [1,] 0.2345753 0.9385822 -0.9306791</w:t>
       </w:r>
       <w:r>
         <w:br/>
@@ -1322,7 +1562,7 @@
         <w:rPr>
           <w:rStyle w:val="VerbatimChar"/>
         </w:rPr>
-        <w:t xml:space="preserve">## [2,] -2.254186 1.0531158 -0.45380384</w:t>
+        <w:t xml:space="preserve">## [2,] 0.2852491 0.9902593 -0.9940149</w:t>
       </w:r>
       <w:r>
         <w:br/>
@@ -1331,7 +1571,7 @@
         <w:rPr>
           <w:rStyle w:val="VerbatimChar"/>
         </w:rPr>
-        <w:t xml:space="preserve">## [3,] -2.278651 1.1039491 -0.36354426</w:t>
+        <w:t xml:space="preserve">## [3,] 0.3182359 1.0117304 -1.0212765</w:t>
       </w:r>
       <w:r>
         <w:br/>
@@ -1340,7 +1580,7 @@
         <w:rPr>
           <w:rStyle w:val="VerbatimChar"/>
         </w:rPr>
-        <w:t xml:space="preserve">## [4,] -2.233832 1.1111984 -0.26334175</w:t>
+        <w:t xml:space="preserve">## [4,] 0.3314644 1.0023199 -1.0119416</w:t>
       </w:r>
       <w:r>
         <w:br/>
@@ -1349,7 +1589,7 @@
         <w:rPr>
           <w:rStyle w:val="VerbatimChar"/>
         </w:rPr>
-        <w:t xml:space="preserve">## [5,] -2.121171 1.0721002 -0.16035087</w:t>
+        <w:t xml:space="preserve">## [5,] 0.3215228 0.9621685 -0.9660465</w:t>
       </w:r>
       <w:r>
         <w:br/>
@@ -1358,7 +1598,7 @@
         <w:rPr>
           <w:rStyle w:val="VerbatimChar"/>
         </w:rPr>
-        <w:t xml:space="preserve">## [6,] -1.948367 0.9902752 -0.06049971</w:t>
+        <w:t xml:space="preserve">## [6,] 0.2794291 0.8827558 -0.8838395</w:t>
       </w:r>
     </w:p>
     <w:p>
@@ -1375,7 +1615,7 @@
         <w:t xml:space="preserve">- Hinton, G. E., &amp; Salakhutdinov, R. R. (2006). Reducing the dimensionality of data with neural networks. Science, 313(5786), 504–507.</w:t>
       </w:r>
     </w:p>
-    <w:bookmarkEnd w:id="23"/>
+    <w:bookmarkEnd w:id="12"/>
     <w:sectPr>
       <w:footnotePr>
         <w:numRestart w:val="eachSect"/>
@@ -1497,10 +1737,10 @@
   <w:docDefaults>
     <w:rPrDefault>
       <w:rPr>
-        <w:rFonts w:asciiTheme="minorHAnsi" w:cstheme="minorBidi" w:eastAsiaTheme="minorHAnsi" w:hAnsiTheme="minorHAnsi"/>
+        <w:rFonts w:asciiTheme="minorHAnsi" w:cstheme="minorBidi" w:eastAsiaTheme="minorEastAsia" w:hAnsiTheme="minorHAnsi"/>
         <w:sz w:val="24"/>
         <w:szCs w:val="24"/>
-        <w:lang w:bidi="ar-SA" w:eastAsia="en-US" w:val="en-US"/>
+        <w:lang w:bidi="ar-SA" w:eastAsia="zh-CN" w:val="en-US"/>
       </w:rPr>
     </w:rPrDefault>
     <w:pPrDefault>
@@ -2041,13 +2281,6 @@
       </w:tblCellMar>
     </w:tblPr>
     <w:tblStylePr w:type="firstRow">
-      <w:tblPr>
-        <w:jc w:val="left"/>
-        <w:tblInd w:type="dxa" w:w="0"/>
-      </w:tblPr>
-      <w:trPr>
-        <w:jc w:val="left"/>
-      </w:trPr>
       <w:tcPr>
         <w:tcBorders>
           <w:bottom w:val="single"/>

--- a/examples/autoencoder/doc/autoenc_e.docx
+++ b/examples/autoencoder/doc/autoenc_e.docx
@@ -855,6 +855,185 @@
           <w:rStyle w:val="NormalTok"/>
         </w:rPr>
         <w:t xml:space="preserve">(auto, train)</w:t>
+      </w:r>
+    </w:p>
+    <w:p>
+      <w:pPr>
+        <w:pStyle w:val="FirstParagraph"/>
+      </w:pPr>
+      <w:r>
+        <w:t xml:space="preserve">Constructor configuration</w:t>
+      </w:r>
+      <w:r>
+        <w:t xml:space="preserve"> </w:t>
+      </w:r>
+      <w:r>
+        <w:t xml:space="preserve">- Fixed-epoch baseline: set</w:t>
+      </w:r>
+      <w:r>
+        <w:t xml:space="preserve"> </w:t>
+      </w:r>
+      <w:r>
+        <w:rPr>
+          <w:rStyle w:val="VerbatimChar"/>
+        </w:rPr>
+        <w:t xml:space="preserve">epochs</w:t>
+      </w:r>
+      <w:r>
+        <w:t xml:space="preserve"> </w:t>
+      </w:r>
+      <w:r>
+        <w:t xml:space="preserve">and keep</w:t>
+      </w:r>
+      <w:r>
+        <w:t xml:space="preserve"> </w:t>
+      </w:r>
+      <w:r>
+        <w:rPr>
+          <w:rStyle w:val="VerbatimChar"/>
+        </w:rPr>
+        <w:t xml:space="preserve">validation_strategy = "static"</w:t>
+      </w:r>
+      <w:r>
+        <w:t xml:space="preserve"> </w:t>
+      </w:r>
+      <w:r>
+        <w:t xml:space="preserve">with</w:t>
+      </w:r>
+      <w:r>
+        <w:t xml:space="preserve"> </w:t>
+      </w:r>
+      <w:r>
+        <w:rPr>
+          <w:rStyle w:val="VerbatimChar"/>
+        </w:rPr>
+        <w:t xml:space="preserve">stopping_rule = "none"</w:t>
+      </w:r>
+      <w:r>
+        <w:t xml:space="preserve">.</w:t>
+      </w:r>
+      <w:r>
+        <w:t xml:space="preserve"> </w:t>
+      </w:r>
+      <w:r>
+        <w:t xml:space="preserve">- Static early stopping: keep</w:t>
+      </w:r>
+      <w:r>
+        <w:t xml:space="preserve"> </w:t>
+      </w:r>
+      <w:r>
+        <w:rPr>
+          <w:rStyle w:val="VerbatimChar"/>
+        </w:rPr>
+        <w:t xml:space="preserve">validation_strategy = "static"</w:t>
+      </w:r>
+      <w:r>
+        <w:t xml:space="preserve"> </w:t>
+      </w:r>
+      <w:r>
+        <w:t xml:space="preserve">and choose</w:t>
+      </w:r>
+      <w:r>
+        <w:t xml:space="preserve"> </w:t>
+      </w:r>
+      <w:r>
+        <w:rPr>
+          <w:rStyle w:val="VerbatimChar"/>
+        </w:rPr>
+        <w:t xml:space="preserve">stopping_rule = "patience"</w:t>
+      </w:r>
+      <w:r>
+        <w:t xml:space="preserve">,</w:t>
+      </w:r>
+      <w:r>
+        <w:t xml:space="preserve"> </w:t>
+      </w:r>
+      <w:r>
+        <w:rPr>
+          <w:rStyle w:val="VerbatimChar"/>
+        </w:rPr>
+        <w:t xml:space="preserve">"sma"</w:t>
+      </w:r>
+      <w:r>
+        <w:t xml:space="preserve">,</w:t>
+      </w:r>
+      <w:r>
+        <w:t xml:space="preserve"> </w:t>
+      </w:r>
+      <w:r>
+        <w:rPr>
+          <w:rStyle w:val="VerbatimChar"/>
+        </w:rPr>
+        <w:t xml:space="preserve">"ema"</w:t>
+      </w:r>
+      <w:r>
+        <w:t xml:space="preserve">, or</w:t>
+      </w:r>
+      <w:r>
+        <w:t xml:space="preserve"> </w:t>
+      </w:r>
+      <w:r>
+        <w:rPr>
+          <w:rStyle w:val="VerbatimChar"/>
+        </w:rPr>
+        <w:t xml:space="preserve">"h"</w:t>
+      </w:r>
+      <w:r>
+        <w:t xml:space="preserve">.</w:t>
+      </w:r>
+      <w:r>
+        <w:t xml:space="preserve"> </w:t>
+      </w:r>
+      <w:r>
+        <w:t xml:space="preserve">- Dynamic early stopping: switch</w:t>
+      </w:r>
+      <w:r>
+        <w:t xml:space="preserve"> </w:t>
+      </w:r>
+      <w:r>
+        <w:rPr>
+          <w:rStyle w:val="VerbatimChar"/>
+        </w:rPr>
+        <w:t xml:space="preserve">validation_strategy = "dynamic"</w:t>
+      </w:r>
+      <w:r>
+        <w:t xml:space="preserve"> </w:t>
+      </w:r>
+      <w:r>
+        <w:t xml:space="preserve">and reuse the same stopping rules.</w:t>
+      </w:r>
+      <w:r>
+        <w:t xml:space="preserve"> </w:t>
+      </w:r>
+      <w:r>
+        <w:t xml:space="preserve">- The loss plot below always shows</w:t>
+      </w:r>
+      <w:r>
+        <w:t xml:space="preserve"> </w:t>
+      </w:r>
+      <w:r>
+        <w:rPr>
+          <w:rStyle w:val="VerbatimChar"/>
+        </w:rPr>
+        <w:t xml:space="preserve">train_loss</w:t>
+      </w:r>
+      <w:r>
+        <w:t xml:space="preserve">; it adds</w:t>
+      </w:r>
+      <w:r>
+        <w:t xml:space="preserve"> </w:t>
+      </w:r>
+      <w:r>
+        <w:rPr>
+          <w:rStyle w:val="VerbatimChar"/>
+        </w:rPr>
+        <w:t xml:space="preserve">val_loss</w:t>
+      </w:r>
+      <w:r>
+        <w:t xml:space="preserve"> </w:t>
+      </w:r>
+      <w:r>
+        <w:t xml:space="preserve">when validation is active.</w:t>
       </w:r>
     </w:p>
     <w:p>

--- a/examples/autoencoder/doc/autoenc_e.docx
+++ b/examples/autoencoder/doc/autoenc_e.docx
@@ -868,7 +868,7 @@
         <w:t xml:space="preserve"> </w:t>
       </w:r>
       <w:r>
-        <w:t xml:space="preserve">- Fixed-epoch baseline: set</w:t>
+        <w:t xml:space="preserve">- Fixed-epoch baseline: omit</w:t>
       </w:r>
       <w:r>
         <w:t xml:space="preserve"> </w:t>
@@ -883,7 +883,7 @@
         <w:t xml:space="preserve"> </w:t>
       </w:r>
       <w:r>
-        <w:t xml:space="preserve">and keep</w:t>
+        <w:t xml:space="preserve">to use the default value and keep</w:t>
       </w:r>
       <w:r>
         <w:t xml:space="preserve"> </w:t>

--- a/examples/autoencoder/doc/autoenc_e.docx
+++ b/examples/autoencoder/doc/autoenc_e.docx
@@ -1038,6 +1038,170 @@
     </w:p>
     <w:p>
       <w:pPr>
+        <w:pStyle w:val="BodyText"/>
+      </w:pPr>
+      <w:r>
+        <w:t xml:space="preserve">Architecture variations</w:t>
+      </w:r>
+      <w:r>
+        <w:t xml:space="preserve"> </w:t>
+      </w:r>
+      <w:r>
+        <w:t xml:space="preserve">- Shallow default:</w:t>
+      </w:r>
+      <w:r>
+        <w:t xml:space="preserve"> </w:t>
+      </w:r>
+      <w:r>
+        <w:rPr>
+          <w:rStyle w:val="VerbatimChar"/>
+        </w:rPr>
+        <w:t xml:space="preserve">encoder_hidden_sizes = 64L</w:t>
+      </w:r>
+      <w:r>
+        <w:t xml:space="preserve"> </w:t>
+      </w:r>
+      <w:r>
+        <w:t xml:space="preserve">preserves the original architecture.</w:t>
+      </w:r>
+      <w:r>
+        <w:t xml:space="preserve"> </w:t>
+      </w:r>
+      <w:r>
+        <w:t xml:space="preserve">- Deep encoder: use</w:t>
+      </w:r>
+      <w:r>
+        <w:t xml:space="preserve"> </w:t>
+      </w:r>
+      <w:r>
+        <w:rPr>
+          <w:rStyle w:val="VerbatimChar"/>
+        </w:rPr>
+        <w:t xml:space="preserve">encoder_hidden_sizes = c(128L, 64L, 32L)</w:t>
+      </w:r>
+      <w:r>
+        <w:t xml:space="preserve"> </w:t>
+      </w:r>
+      <w:r>
+        <w:t xml:space="preserve">to add depth before the bottleneck.</w:t>
+      </w:r>
+      <w:r>
+        <w:t xml:space="preserve"> </w:t>
+      </w:r>
+      <w:r>
+        <w:t xml:space="preserve">- Asymmetric decoder: set</w:t>
+      </w:r>
+      <w:r>
+        <w:t xml:space="preserve"> </w:t>
+      </w:r>
+      <w:r>
+        <w:rPr>
+          <w:rStyle w:val="VerbatimChar"/>
+        </w:rPr>
+        <w:t xml:space="preserve">decoder_hidden_sizes</w:t>
+      </w:r>
+      <w:r>
+        <w:t xml:space="preserve"> </w:t>
+      </w:r>
+      <w:r>
+        <w:t xml:space="preserve">explicitly when you do not want the mirrored decoder.</w:t>
+      </w:r>
+      <w:r>
+        <w:t xml:space="preserve"> </w:t>
+      </w:r>
+      <w:r>
+        <w:t xml:space="preserve">- Nonlinear choices: switch</w:t>
+      </w:r>
+      <w:r>
+        <w:t xml:space="preserve"> </w:t>
+      </w:r>
+      <w:r>
+        <w:rPr>
+          <w:rStyle w:val="VerbatimChar"/>
+        </w:rPr>
+        <w:t xml:space="preserve">activation</w:t>
+      </w:r>
+      <w:r>
+        <w:t xml:space="preserve"> </w:t>
+      </w:r>
+      <w:r>
+        <w:t xml:space="preserve">among</w:t>
+      </w:r>
+      <w:r>
+        <w:t xml:space="preserve"> </w:t>
+      </w:r>
+      <w:r>
+        <w:rPr>
+          <w:rStyle w:val="VerbatimChar"/>
+        </w:rPr>
+        <w:t xml:space="preserve">"relu"</w:t>
+      </w:r>
+      <w:r>
+        <w:t xml:space="preserve">,</w:t>
+      </w:r>
+      <w:r>
+        <w:t xml:space="preserve"> </w:t>
+      </w:r>
+      <w:r>
+        <w:rPr>
+          <w:rStyle w:val="VerbatimChar"/>
+        </w:rPr>
+        <w:t xml:space="preserve">"leaky_relu"</w:t>
+      </w:r>
+      <w:r>
+        <w:t xml:space="preserve">,</w:t>
+      </w:r>
+      <w:r>
+        <w:t xml:space="preserve"> </w:t>
+      </w:r>
+      <w:r>
+        <w:rPr>
+          <w:rStyle w:val="VerbatimChar"/>
+        </w:rPr>
+        <w:t xml:space="preserve">"elu"</w:t>
+      </w:r>
+      <w:r>
+        <w:t xml:space="preserve">,</w:t>
+      </w:r>
+      <w:r>
+        <w:t xml:space="preserve"> </w:t>
+      </w:r>
+      <w:r>
+        <w:rPr>
+          <w:rStyle w:val="VerbatimChar"/>
+        </w:rPr>
+        <w:t xml:space="preserve">"gelu"</w:t>
+      </w:r>
+      <w:r>
+        <w:t xml:space="preserve">,</w:t>
+      </w:r>
+      <w:r>
+        <w:t xml:space="preserve"> </w:t>
+      </w:r>
+      <w:r>
+        <w:rPr>
+          <w:rStyle w:val="VerbatimChar"/>
+        </w:rPr>
+        <w:t xml:space="preserve">"selu"</w:t>
+      </w:r>
+      <w:r>
+        <w:t xml:space="preserve">, and</w:t>
+      </w:r>
+      <w:r>
+        <w:t xml:space="preserve"> </w:t>
+      </w:r>
+      <w:r>
+        <w:rPr>
+          <w:rStyle w:val="VerbatimChar"/>
+        </w:rPr>
+        <w:t xml:space="preserve">"tanh"</w:t>
+      </w:r>
+      <w:r>
+        <w:t xml:space="preserve">.</w:t>
+      </w:r>
+    </w:p>
+    <w:p>
+      <w:pPr>
         <w:pStyle w:val="SourceCode"/>
       </w:pPr>
       <w:r>
@@ -1517,7 +1681,7 @@
               <a:graphicData uri="http://schemas.openxmlformats.org/drawingml/2006/picture">
                 <pic:pic>
                   <pic:nvPicPr>
-                    <pic:cNvPr descr="C:\Git\dal\daltoolboxdp\examples\autoencoder\doc\autoenc_e_files/9bd3f12743ae53977808af68af1c6acc5455707b.png" id="11" name="Picture"/>
+                    <pic:cNvPr descr="/home/gpca/daltoolboxdp/examples/autoencoder/doc/autoenc_e_files/adb122dec66b82b6dcfd450c579666e5812e0807.png" id="11" name="Picture"/>
                     <pic:cNvPicPr>
                       <a:picLocks noChangeArrowheads="1" noChangeAspect="1"/>
                     </pic:cNvPicPr>
@@ -1732,52 +1896,52 @@
         <w:rPr>
           <w:rStyle w:val="VerbatimChar"/>
         </w:rPr>
-        <w:t xml:space="preserve">## [1,] 0.2345753 0.9385822 -0.9306791</w:t>
-      </w:r>
-      <w:r>
-        <w:br/>
-      </w:r>
-      <w:r>
-        <w:rPr>
-          <w:rStyle w:val="VerbatimChar"/>
-        </w:rPr>
-        <w:t xml:space="preserve">## [2,] 0.2852491 0.9902593 -0.9940149</w:t>
-      </w:r>
-      <w:r>
-        <w:br/>
-      </w:r>
-      <w:r>
-        <w:rPr>
-          <w:rStyle w:val="VerbatimChar"/>
-        </w:rPr>
-        <w:t xml:space="preserve">## [3,] 0.3182359 1.0117304 -1.0212765</w:t>
-      </w:r>
-      <w:r>
-        <w:br/>
-      </w:r>
-      <w:r>
-        <w:rPr>
-          <w:rStyle w:val="VerbatimChar"/>
-        </w:rPr>
-        <w:t xml:space="preserve">## [4,] 0.3314644 1.0023199 -1.0119416</w:t>
-      </w:r>
-      <w:r>
-        <w:br/>
-      </w:r>
-      <w:r>
-        <w:rPr>
-          <w:rStyle w:val="VerbatimChar"/>
-        </w:rPr>
-        <w:t xml:space="preserve">## [5,] 0.3215228 0.9621685 -0.9660465</w:t>
-      </w:r>
-      <w:r>
-        <w:br/>
-      </w:r>
-      <w:r>
-        <w:rPr>
-          <w:rStyle w:val="VerbatimChar"/>
-        </w:rPr>
-        <w:t xml:space="preserve">## [6,] 0.2794291 0.8827558 -0.8838395</w:t>
+        <w:t xml:space="preserve">## [1,] 0.2345754 0.9385822 -0.9306790</w:t>
+      </w:r>
+      <w:r>
+        <w:br/>
+      </w:r>
+      <w:r>
+        <w:rPr>
+          <w:rStyle w:val="VerbatimChar"/>
+        </w:rPr>
+        <w:t xml:space="preserve">## [2,] 0.2852492 0.9902593 -0.9940149</w:t>
+      </w:r>
+      <w:r>
+        <w:br/>
+      </w:r>
+      <w:r>
+        <w:rPr>
+          <w:rStyle w:val="VerbatimChar"/>
+        </w:rPr>
+        <w:t xml:space="preserve">## [3,] 0.3182361 1.0117303 -1.0212765</w:t>
+      </w:r>
+      <w:r>
+        <w:br/>
+      </w:r>
+      <w:r>
+        <w:rPr>
+          <w:rStyle w:val="VerbatimChar"/>
+        </w:rPr>
+        <w:t xml:space="preserve">## [4,] 0.3314646 1.0023198 -1.0119416</w:t>
+      </w:r>
+      <w:r>
+        <w:br/>
+      </w:r>
+      <w:r>
+        <w:rPr>
+          <w:rStyle w:val="VerbatimChar"/>
+        </w:rPr>
+        <w:t xml:space="preserve">## [5,] 0.3215230 0.9621683 -0.9660465</w:t>
+      </w:r>
+      <w:r>
+        <w:br/>
+      </w:r>
+      <w:r>
+        <w:rPr>
+          <w:rStyle w:val="VerbatimChar"/>
+        </w:rPr>
+        <w:t xml:space="preserve">## [6,] 0.2794293 0.8827556 -0.8838394</w:t>
       </w:r>
     </w:p>
     <w:p>

--- a/examples/autoencoder/doc/autoenc_e.docx
+++ b/examples/autoencoder/doc/autoenc_e.docx
@@ -1681,7 +1681,7 @@
               <a:graphicData uri="http://schemas.openxmlformats.org/drawingml/2006/picture">
                 <pic:pic>
                   <pic:nvPicPr>
-                    <pic:cNvPr descr="/home/gpca/daltoolboxdp/examples/autoencoder/doc/autoenc_e_files/adb122dec66b82b6dcfd450c579666e5812e0807.png" id="11" name="Picture"/>
+                    <pic:cNvPr descr="C:\Git\dal\daltoolboxdp\examples\autoencoder\doc\autoenc_e_files/9bd3f12743ae53977808af68af1c6acc5455707b.png" id="11" name="Picture"/>
                     <pic:cNvPicPr>
                       <a:picLocks noChangeArrowheads="1" noChangeAspect="1"/>
                     </pic:cNvPicPr>
@@ -1896,52 +1896,52 @@
         <w:rPr>
           <w:rStyle w:val="VerbatimChar"/>
         </w:rPr>
-        <w:t xml:space="preserve">## [1,] 0.2345754 0.9385822 -0.9306790</w:t>
-      </w:r>
-      <w:r>
-        <w:br/>
-      </w:r>
-      <w:r>
-        <w:rPr>
-          <w:rStyle w:val="VerbatimChar"/>
-        </w:rPr>
-        <w:t xml:space="preserve">## [2,] 0.2852492 0.9902593 -0.9940149</w:t>
-      </w:r>
-      <w:r>
-        <w:br/>
-      </w:r>
-      <w:r>
-        <w:rPr>
-          <w:rStyle w:val="VerbatimChar"/>
-        </w:rPr>
-        <w:t xml:space="preserve">## [3,] 0.3182361 1.0117303 -1.0212765</w:t>
-      </w:r>
-      <w:r>
-        <w:br/>
-      </w:r>
-      <w:r>
-        <w:rPr>
-          <w:rStyle w:val="VerbatimChar"/>
-        </w:rPr>
-        <w:t xml:space="preserve">## [4,] 0.3314646 1.0023198 -1.0119416</w:t>
-      </w:r>
-      <w:r>
-        <w:br/>
-      </w:r>
-      <w:r>
-        <w:rPr>
-          <w:rStyle w:val="VerbatimChar"/>
-        </w:rPr>
-        <w:t xml:space="preserve">## [5,] 0.3215230 0.9621683 -0.9660465</w:t>
-      </w:r>
-      <w:r>
-        <w:br/>
-      </w:r>
-      <w:r>
-        <w:rPr>
-          <w:rStyle w:val="VerbatimChar"/>
-        </w:rPr>
-        <w:t xml:space="preserve">## [6,] 0.2794293 0.8827556 -0.8838394</w:t>
+        <w:t xml:space="preserve">## [1,] 0.2345753 0.9385822 -0.9306791</w:t>
+      </w:r>
+      <w:r>
+        <w:br/>
+      </w:r>
+      <w:r>
+        <w:rPr>
+          <w:rStyle w:val="VerbatimChar"/>
+        </w:rPr>
+        <w:t xml:space="preserve">## [2,] 0.2852491 0.9902593 -0.9940149</w:t>
+      </w:r>
+      <w:r>
+        <w:br/>
+      </w:r>
+      <w:r>
+        <w:rPr>
+          <w:rStyle w:val="VerbatimChar"/>
+        </w:rPr>
+        <w:t xml:space="preserve">## [3,] 0.3182359 1.0117304 -1.0212765</w:t>
+      </w:r>
+      <w:r>
+        <w:br/>
+      </w:r>
+      <w:r>
+        <w:rPr>
+          <w:rStyle w:val="VerbatimChar"/>
+        </w:rPr>
+        <w:t xml:space="preserve">## [4,] 0.3314644 1.0023199 -1.0119416</w:t>
+      </w:r>
+      <w:r>
+        <w:br/>
+      </w:r>
+      <w:r>
+        <w:rPr>
+          <w:rStyle w:val="VerbatimChar"/>
+        </w:rPr>
+        <w:t xml:space="preserve">## [5,] 0.3215228 0.9621685 -0.9660465</w:t>
+      </w:r>
+      <w:r>
+        <w:br/>
+      </w:r>
+      <w:r>
+        <w:rPr>
+          <w:rStyle w:val="VerbatimChar"/>
+        </w:rPr>
+        <w:t xml:space="preserve">## [6,] 0.2794291 0.8827558 -0.8838395</w:t>
       </w:r>
     </w:p>
     <w:p>
